--- a/public/Resume.docx
+++ b/public/Resume.docx
@@ -57,33 +57,107 @@
           <w:rFonts w:asciiTheme="majorBidi" w:hAnsiTheme="majorBidi" w:cstheme="majorBidi"/>
           <w:sz w:val="18"/>
         </w:rPr>
-        <w:t>Hamilton, Ontario, Canada | +1 (289) 556-3002 | elsaym18@mcmaster.ca | mahmoud.mohmmed.mustafa@gmail.com | Google Scholar: ZH390LgAAAAJ | LinkedIn: linkedin.com/in/</w:t>
-      </w:r>
-      <w:proofErr w:type="spellStart"/>
+        <w:t xml:space="preserve">Hamilton, Ontario, Canada | +1 (289) 556-3002 | </w:t>
+      </w:r>
+      <w:hyperlink r:id="rId6" w:history="1">
+        <w:r>
+          <w:rPr>
+            <w:rStyle w:val="Hyperlink"/>
+            <w:rFonts w:asciiTheme="majorBidi" w:hAnsiTheme="majorBidi" w:cstheme="majorBidi"/>
+            <w:sz w:val="18"/>
+          </w:rPr>
+          <w:t>elsaym18@mcmaster.ca</w:t>
+        </w:r>
+      </w:hyperlink>
       <w:r>
         <w:rPr>
           <w:rFonts w:asciiTheme="majorBidi" w:hAnsiTheme="majorBidi" w:cstheme="majorBidi"/>
           <w:sz w:val="18"/>
         </w:rPr>
-        <w:t>elsayedmahmoud</w:t>
-      </w:r>
-      <w:proofErr w:type="spellEnd"/>
+        <w:t xml:space="preserve"> </w:t>
+      </w:r>
       <w:r>
         <w:rPr>
           <w:rFonts w:asciiTheme="majorBidi" w:hAnsiTheme="majorBidi" w:cstheme="majorBidi"/>
           <w:sz w:val="18"/>
         </w:rPr>
+        <w:t xml:space="preserve">| </w:t>
+      </w:r>
+      <w:hyperlink r:id="rId7" w:history="1">
+        <w:r>
+          <w:rPr>
+            <w:rStyle w:val="Hyperlink"/>
+            <w:rFonts w:asciiTheme="majorBidi" w:hAnsiTheme="majorBidi" w:cstheme="majorBidi"/>
+            <w:sz w:val="18"/>
+          </w:rPr>
+          <w:t>mahmoud.mohmmed.mustafa@gmail.com</w:t>
+        </w:r>
+      </w:hyperlink>
+      <w:r>
+        <w:rPr>
+          <w:rFonts w:asciiTheme="majorBidi" w:hAnsiTheme="majorBidi" w:cstheme="majorBidi"/>
+          <w:sz w:val="18"/>
+        </w:rPr>
+        <w:t xml:space="preserve"> </w:t>
+      </w:r>
+      <w:r>
+        <w:rPr>
+          <w:rFonts w:asciiTheme="majorBidi" w:hAnsiTheme="majorBidi" w:cstheme="majorBidi"/>
+          <w:sz w:val="18"/>
+        </w:rPr>
+        <w:t xml:space="preserve">| Google Scholar: </w:t>
+      </w:r>
+      <w:hyperlink r:id="rId8" w:history="1">
+        <w:r>
+          <w:rPr>
+            <w:rStyle w:val="Hyperlink"/>
+            <w:rFonts w:asciiTheme="majorBidi" w:hAnsiTheme="majorBidi" w:cstheme="majorBidi"/>
+            <w:sz w:val="18"/>
+          </w:rPr>
+          <w:t>ZH390LgAAAAJ</w:t>
+        </w:r>
+      </w:hyperlink>
+      <w:r>
+        <w:rPr>
+          <w:rFonts w:asciiTheme="majorBidi" w:hAnsiTheme="majorBidi" w:cstheme="majorBidi"/>
+          <w:sz w:val="18"/>
+        </w:rPr>
+        <w:t xml:space="preserve"> | LinkedIn: </w:t>
+      </w:r>
+      <w:hyperlink r:id="rId9" w:history="1">
+        <w:r>
+          <w:rPr>
+            <w:rStyle w:val="Hyperlink"/>
+            <w:rFonts w:asciiTheme="majorBidi" w:hAnsiTheme="majorBidi" w:cstheme="majorBidi"/>
+            <w:sz w:val="18"/>
+          </w:rPr>
+          <w:t>linkedin.com/in/elsayedmahmoud</w:t>
+        </w:r>
+      </w:hyperlink>
+      <w:r>
+        <w:rPr>
+          <w:rFonts w:asciiTheme="majorBidi" w:hAnsiTheme="majorBidi" w:cstheme="majorBidi"/>
+          <w:sz w:val="18"/>
+        </w:rPr>
         <w:t xml:space="preserve"> | Website: </w:t>
       </w:r>
-      <w:proofErr w:type="spellStart"/>
+      <w:hyperlink r:id="rId10" w:history="1">
+        <w:r>
+          <w:rPr>
+            <w:rStyle w:val="Hyperlink"/>
+            <w:rFonts w:asciiTheme="majorBidi" w:hAnsiTheme="majorBidi" w:cstheme="majorBidi"/>
+            <w:sz w:val="18"/>
+          </w:rPr>
+          <w:t>https://mahmoud-elsayed-amber.vercel.app/</w:t>
+        </w:r>
+      </w:hyperlink>
       <w:r>
         <w:rPr>
           <w:rFonts w:asciiTheme="majorBidi" w:hAnsiTheme="majorBidi" w:cstheme="majorBidi"/>
           <w:sz w:val="18"/>
         </w:rPr>
-        <w:t>mahmoud-elsayed-amber.vercel.app</w:t>
-      </w:r>
-      <w:proofErr w:type="spellEnd"/>
+        <w:t xml:space="preserve"> </w:t>
+      </w:r>
     </w:p>
     <w:p>
       <w:pPr>
@@ -3739,7 +3813,7 @@
         </w:rPr>
         <w:t xml:space="preserve">Course link: </w:t>
       </w:r>
-      <w:hyperlink r:id="rId6" w:tgtFrame="_new" w:history="1">
+      <w:hyperlink r:id="rId11" w:tgtFrame="_new" w:history="1">
         <w:r>
           <w:rPr>
             <w:rStyle w:val="Hyperlink"/>
@@ -4294,15 +4368,7 @@
           <w:szCs w:val="20"/>
           <w:lang w:val="en-GB" w:eastAsia="en-GB"/>
         </w:rPr>
-        <w:t>Selected for a prestigious, fully funded doctoral fellowship under the EU’s Horizon program</w:t>
-      </w:r>
-      <w:r>
-        <w:rPr>
-          <w:rFonts w:ascii="Times New Roman" w:eastAsia="Times New Roman" w:hAnsi="Times New Roman" w:cs="Times New Roman"/>
-          <w:szCs w:val="20"/>
-          <w:lang w:val="en-GB" w:eastAsia="en-GB"/>
-        </w:rPr>
-        <w:t xml:space="preserve"> with an estimated value of 32, 000 EUROS </w:t>
+        <w:t xml:space="preserve">Selected for a prestigious, fully funded doctoral fellowship under the EU’s Horizon program with an estimated value of 32, 000 EUROS </w:t>
       </w:r>
       <w:r>
         <w:rPr>
@@ -4310,15 +4376,7 @@
           <w:rFonts w:asciiTheme="majorBidi" w:hAnsiTheme="majorBidi" w:cstheme="majorBidi"/>
           <w:szCs w:val="20"/>
         </w:rPr>
-        <w:t>(≈ $</w:t>
-      </w:r>
-      <w:r>
-        <w:rPr>
-          <w:rStyle w:val="Strong"/>
-          <w:rFonts w:asciiTheme="majorBidi" w:hAnsiTheme="majorBidi" w:cstheme="majorBidi"/>
-          <w:szCs w:val="20"/>
-        </w:rPr>
-        <w:t>51,</w:t>
+        <w:t>(≈ $51,</w:t>
       </w:r>
       <w:r>
         <w:rPr>
@@ -6352,30 +6410,16 @@
         <w:rPr>
           <w:sz w:val="20"/>
           <w:szCs w:val="20"/>
-        </w:rPr>
-      </w:pPr>
-      <w:r>
-        <w:rPr>
-          <w:sz w:val="20"/>
-          <w:szCs w:val="20"/>
-        </w:rPr>
-        <w:t xml:space="preserve">Multiscale Modelling — </w:t>
-      </w:r>
-      <w:proofErr w:type="spellStart"/>
-      <w:r>
-        <w:rPr>
-          <w:sz w:val="20"/>
-          <w:szCs w:val="20"/>
-        </w:rPr>
-        <w:t>Politecnico</w:t>
-      </w:r>
-      <w:proofErr w:type="spellEnd"/>
-      <w:r>
-        <w:rPr>
-          <w:sz w:val="20"/>
-          <w:szCs w:val="20"/>
-        </w:rPr>
-        <w:t xml:space="preserve"> di Milano, Milan, Italy, 2022</w:t>
+          <w:lang w:val="it-IT"/>
+        </w:rPr>
+      </w:pPr>
+      <w:r>
+        <w:rPr>
+          <w:sz w:val="20"/>
+          <w:szCs w:val="20"/>
+          <w:lang w:val="it-IT"/>
+        </w:rPr>
+        <w:t>Multiscale Modelling — Politecnico di Milano, Milan, Italy, 2022</w:t>
       </w:r>
     </w:p>
     <w:p>

--- a/public/Resume.docx
+++ b/public/Resume.docx
@@ -57,106 +57,7 @@
           <w:rFonts w:asciiTheme="majorBidi" w:hAnsiTheme="majorBidi" w:cstheme="majorBidi"/>
           <w:sz w:val="18"/>
         </w:rPr>
-        <w:t xml:space="preserve">Hamilton, Ontario, Canada | +1 (289) 556-3002 | </w:t>
-      </w:r>
-      <w:hyperlink r:id="rId6" w:history="1">
-        <w:r>
-          <w:rPr>
-            <w:rStyle w:val="Hyperlink"/>
-            <w:rFonts w:asciiTheme="majorBidi" w:hAnsiTheme="majorBidi" w:cstheme="majorBidi"/>
-            <w:sz w:val="18"/>
-          </w:rPr>
-          <w:t>elsaym18@mcmaster.ca</w:t>
-        </w:r>
-      </w:hyperlink>
-      <w:r>
-        <w:rPr>
-          <w:rFonts w:asciiTheme="majorBidi" w:hAnsiTheme="majorBidi" w:cstheme="majorBidi"/>
-          <w:sz w:val="18"/>
-        </w:rPr>
-        <w:t xml:space="preserve"> </w:t>
-      </w:r>
-      <w:r>
-        <w:rPr>
-          <w:rFonts w:asciiTheme="majorBidi" w:hAnsiTheme="majorBidi" w:cstheme="majorBidi"/>
-          <w:sz w:val="18"/>
-        </w:rPr>
-        <w:t xml:space="preserve">| </w:t>
-      </w:r>
-      <w:hyperlink r:id="rId7" w:history="1">
-        <w:r>
-          <w:rPr>
-            <w:rStyle w:val="Hyperlink"/>
-            <w:rFonts w:asciiTheme="majorBidi" w:hAnsiTheme="majorBidi" w:cstheme="majorBidi"/>
-            <w:sz w:val="18"/>
-          </w:rPr>
-          <w:t>mahmoud.mohmmed.mustafa@gmail.com</w:t>
-        </w:r>
-      </w:hyperlink>
-      <w:r>
-        <w:rPr>
-          <w:rFonts w:asciiTheme="majorBidi" w:hAnsiTheme="majorBidi" w:cstheme="majorBidi"/>
-          <w:sz w:val="18"/>
-        </w:rPr>
-        <w:t xml:space="preserve"> </w:t>
-      </w:r>
-      <w:r>
-        <w:rPr>
-          <w:rFonts w:asciiTheme="majorBidi" w:hAnsiTheme="majorBidi" w:cstheme="majorBidi"/>
-          <w:sz w:val="18"/>
-        </w:rPr>
-        <w:t xml:space="preserve">| Google Scholar: </w:t>
-      </w:r>
-      <w:hyperlink r:id="rId8" w:history="1">
-        <w:r>
-          <w:rPr>
-            <w:rStyle w:val="Hyperlink"/>
-            <w:rFonts w:asciiTheme="majorBidi" w:hAnsiTheme="majorBidi" w:cstheme="majorBidi"/>
-            <w:sz w:val="18"/>
-          </w:rPr>
-          <w:t>ZH390LgAAAAJ</w:t>
-        </w:r>
-      </w:hyperlink>
-      <w:r>
-        <w:rPr>
-          <w:rFonts w:asciiTheme="majorBidi" w:hAnsiTheme="majorBidi" w:cstheme="majorBidi"/>
-          <w:sz w:val="18"/>
-        </w:rPr>
-        <w:t xml:space="preserve"> | LinkedIn: </w:t>
-      </w:r>
-      <w:hyperlink r:id="rId9" w:history="1">
-        <w:r>
-          <w:rPr>
-            <w:rStyle w:val="Hyperlink"/>
-            <w:rFonts w:asciiTheme="majorBidi" w:hAnsiTheme="majorBidi" w:cstheme="majorBidi"/>
-            <w:sz w:val="18"/>
-          </w:rPr>
-          <w:t>linkedin.com/in/elsayedmahmoud</w:t>
-        </w:r>
-      </w:hyperlink>
-      <w:r>
-        <w:rPr>
-          <w:rFonts w:asciiTheme="majorBidi" w:hAnsiTheme="majorBidi" w:cstheme="majorBidi"/>
-          <w:sz w:val="18"/>
-        </w:rPr>
-        <w:t xml:space="preserve"> | Website: </w:t>
-      </w:r>
-      <w:hyperlink r:id="rId10" w:history="1">
-        <w:r>
-          <w:rPr>
-            <w:rStyle w:val="Hyperlink"/>
-            <w:rFonts w:asciiTheme="majorBidi" w:hAnsiTheme="majorBidi" w:cstheme="majorBidi"/>
-            <w:sz w:val="18"/>
-          </w:rPr>
-          <w:t>https://mahmoud-elsayed-amber.vercel.app/</w:t>
-        </w:r>
-      </w:hyperlink>
-      <w:r>
-        <w:rPr>
-          <w:rFonts w:asciiTheme="majorBidi" w:hAnsiTheme="majorBidi" w:cstheme="majorBidi"/>
-          <w:sz w:val="18"/>
-        </w:rPr>
-        <w:t xml:space="preserve"> </w:t>
+        <w:t>Hamilton, Ontario, Canada | +1 (289) 556-3002 | elsaym18@mcmaster.ca | mahmoud.mohmmed.mustafa@gmail.com | Google Scholar: ZH390LgAAAAJ | LinkedIn: linkedin.com/in/elsayedmahmoud | Website: mahmoud-elsayed-amber.vercel.app</w:t>
       </w:r>
     </w:p>
     <w:p>
@@ -370,25 +271,7 @@
                 <w:sz w:val="20"/>
                 <w:szCs w:val="20"/>
               </w:rPr>
-              <w:t xml:space="preserve">Python, R, MATLAB, Bash, C/C++, Java, SQL, C#, Arduino, HTML, FSL, </w:t>
-            </w:r>
-            <w:proofErr w:type="spellStart"/>
-            <w:r>
-              <w:rPr>
-                <w:rFonts w:asciiTheme="majorBidi" w:hAnsiTheme="majorBidi" w:cstheme="majorBidi"/>
-                <w:sz w:val="20"/>
-                <w:szCs w:val="20"/>
-              </w:rPr>
-              <w:t>FreeSurfer</w:t>
-            </w:r>
-            <w:proofErr w:type="spellEnd"/>
-            <w:r>
-              <w:rPr>
-                <w:rFonts w:asciiTheme="majorBidi" w:hAnsiTheme="majorBidi" w:cstheme="majorBidi"/>
-                <w:sz w:val="20"/>
-                <w:szCs w:val="20"/>
-              </w:rPr>
-              <w:t>, CONN, SPM, AFNI, ANTs, MNE, EEGLAB, SLURM, Docker, Git, high-performance &amp; reproducible pipelines</w:t>
+              <w:t>Python, R, MATLAB, Bash, C/C++, Java, SQL, C#, Arduino, HTML, FSL, FreeSurfer, CONN, SPM, AFNI, ANTs, MNE, EEGLAB, SLURM, Docker, Git, high-performance &amp; reproducible pipelines</w:t>
             </w:r>
           </w:p>
         </w:tc>
@@ -491,21 +374,7 @@
               <w:rPr>
                 <w:rFonts w:asciiTheme="majorBidi" w:hAnsiTheme="majorBidi" w:cstheme="majorBidi"/>
               </w:rPr>
-              <w:t xml:space="preserve">Thesis: Innovative Neuroimaging and Computational Methods to Understand the Neurological and Biological Underpinnings of Self-Regulating </w:t>
-            </w:r>
-            <w:proofErr w:type="spellStart"/>
-            <w:r>
-              <w:rPr>
-                <w:rFonts w:asciiTheme="majorBidi" w:hAnsiTheme="majorBidi" w:cstheme="majorBidi"/>
-              </w:rPr>
-              <w:t>Behaviours</w:t>
-            </w:r>
-            <w:proofErr w:type="spellEnd"/>
-            <w:r>
-              <w:rPr>
-                <w:rFonts w:asciiTheme="majorBidi" w:hAnsiTheme="majorBidi" w:cstheme="majorBidi"/>
-              </w:rPr>
-              <w:t xml:space="preserve"> and Related Disorders</w:t>
+              <w:t>Thesis: Innovative Neuroimaging and Computational Methods to Understand the Neurological and Biological Underpinnings of Self-Regulating Behaviours and Related Disorders</w:t>
             </w:r>
           </w:p>
         </w:tc>
@@ -653,21 +522,7 @@
               <w:rPr>
                 <w:rFonts w:asciiTheme="majorBidi" w:hAnsiTheme="majorBidi" w:cstheme="majorBidi"/>
               </w:rPr>
-              <w:t xml:space="preserve">A research-based engineering program </w:t>
-            </w:r>
-            <w:proofErr w:type="spellStart"/>
-            <w:r>
-              <w:rPr>
-                <w:rFonts w:asciiTheme="majorBidi" w:hAnsiTheme="majorBidi" w:cstheme="majorBidi"/>
-              </w:rPr>
-              <w:t>centred</w:t>
-            </w:r>
-            <w:proofErr w:type="spellEnd"/>
-            <w:r>
-              <w:rPr>
-                <w:rFonts w:asciiTheme="majorBidi" w:hAnsiTheme="majorBidi" w:cstheme="majorBidi"/>
-              </w:rPr>
-              <w:t xml:space="preserve"> on biomedical signal processing, computational modelling, and intelligent systems in healthcare.</w:t>
+              <w:t>A research-based engineering program centred on biomedical signal processing, computational modelling, and intelligent systems in healthcare.</w:t>
             </w:r>
           </w:p>
         </w:tc>
@@ -871,21 +726,7 @@
               <w:rPr>
                 <w:rFonts w:asciiTheme="majorBidi" w:hAnsiTheme="majorBidi" w:cstheme="majorBidi"/>
               </w:rPr>
-              <w:t>Work on multimodal brain-</w:t>
-            </w:r>
-            <w:proofErr w:type="spellStart"/>
-            <w:r>
-              <w:rPr>
-                <w:rFonts w:asciiTheme="majorBidi" w:hAnsiTheme="majorBidi" w:cstheme="majorBidi"/>
-              </w:rPr>
-              <w:t>behaviour</w:t>
-            </w:r>
-            <w:proofErr w:type="spellEnd"/>
-            <w:r>
-              <w:rPr>
-                <w:rFonts w:asciiTheme="majorBidi" w:hAnsiTheme="majorBidi" w:cstheme="majorBidi"/>
-              </w:rPr>
-              <w:t xml:space="preserve"> modelling and predictive psychiatry</w:t>
+              <w:t>Work on multimodal brain-behaviour modelling and predictive psychiatry</w:t>
             </w:r>
           </w:p>
         </w:tc>
@@ -923,19 +764,11 @@
                 <w:rFonts w:asciiTheme="majorBidi" w:hAnsiTheme="majorBidi" w:cstheme="majorBidi"/>
               </w:rPr>
             </w:pPr>
-            <w:proofErr w:type="spellStart"/>
             <w:r>
               <w:rPr>
                 <w:rFonts w:asciiTheme="majorBidi" w:hAnsiTheme="majorBidi" w:cstheme="majorBidi"/>
               </w:rPr>
-              <w:t>Mediaology</w:t>
-            </w:r>
-            <w:proofErr w:type="spellEnd"/>
-            <w:r>
-              <w:rPr>
-                <w:rFonts w:asciiTheme="majorBidi" w:hAnsiTheme="majorBidi" w:cstheme="majorBidi"/>
-              </w:rPr>
-              <w:t xml:space="preserve"> Solutions, Jeddah, Saudi Arabia (2022 – Present)</w:t>
+              <w:t>Mediaology Solutions, Jeddah, Saudi Arabia (2022 – Present)</w:t>
             </w:r>
           </w:p>
         </w:tc>
@@ -997,35 +830,7 @@
               <w:rPr>
                 <w:rFonts w:asciiTheme="majorBidi" w:hAnsiTheme="majorBidi" w:cstheme="majorBidi"/>
               </w:rPr>
-              <w:t xml:space="preserve">Applied </w:t>
-            </w:r>
-            <w:proofErr w:type="spellStart"/>
-            <w:r>
-              <w:rPr>
-                <w:rFonts w:asciiTheme="majorBidi" w:hAnsiTheme="majorBidi" w:cstheme="majorBidi"/>
-              </w:rPr>
-              <w:t>optimisation</w:t>
-            </w:r>
-            <w:proofErr w:type="spellEnd"/>
-            <w:r>
-              <w:rPr>
-                <w:rFonts w:asciiTheme="majorBidi" w:hAnsiTheme="majorBidi" w:cstheme="majorBidi"/>
-              </w:rPr>
-              <w:t xml:space="preserve"> and hyperparameter tuning strategies to improve model </w:t>
-            </w:r>
-            <w:proofErr w:type="spellStart"/>
-            <w:r>
-              <w:rPr>
-                <w:rFonts w:asciiTheme="majorBidi" w:hAnsiTheme="majorBidi" w:cstheme="majorBidi"/>
-              </w:rPr>
-              <w:t>generalisability</w:t>
-            </w:r>
-            <w:proofErr w:type="spellEnd"/>
-            <w:r>
-              <w:rPr>
-                <w:rFonts w:asciiTheme="majorBidi" w:hAnsiTheme="majorBidi" w:cstheme="majorBidi"/>
-              </w:rPr>
-              <w:t xml:space="preserve"> and deployment readiness.</w:t>
+              <w:t>Applied optimisation and hyperparameter tuning strategies to improve model generalisability and deployment readiness.</w:t>
             </w:r>
           </w:p>
           <w:p>
@@ -1136,21 +941,7 @@
               <w:rPr>
                 <w:rFonts w:asciiTheme="majorBidi" w:hAnsiTheme="majorBidi" w:cstheme="majorBidi"/>
               </w:rPr>
-              <w:t xml:space="preserve">Assisted in quantitative </w:t>
-            </w:r>
-            <w:proofErr w:type="spellStart"/>
-            <w:r>
-              <w:rPr>
-                <w:rFonts w:asciiTheme="majorBidi" w:hAnsiTheme="majorBidi" w:cstheme="majorBidi"/>
-              </w:rPr>
-              <w:t>haemodynamic</w:t>
-            </w:r>
-            <w:proofErr w:type="spellEnd"/>
-            <w:r>
-              <w:rPr>
-                <w:rFonts w:asciiTheme="majorBidi" w:hAnsiTheme="majorBidi" w:cstheme="majorBidi"/>
-              </w:rPr>
-              <w:t xml:space="preserve"> analysis integrating imaging-derived parameters and computational fluid dynamics (CFD) models.</w:t>
+              <w:t>Assisted in quantitative haemodynamic analysis integrating imaging-derived parameters and computational fluid dynamics (CFD) models.</w:t>
             </w:r>
           </w:p>
           <w:p>
@@ -1206,19 +997,11 @@
                 <w:rFonts w:asciiTheme="majorBidi" w:hAnsiTheme="majorBidi" w:cstheme="majorBidi"/>
               </w:rPr>
             </w:pPr>
-            <w:proofErr w:type="spellStart"/>
             <w:r>
               <w:rPr>
                 <w:rFonts w:asciiTheme="majorBidi" w:hAnsiTheme="majorBidi" w:cstheme="majorBidi"/>
               </w:rPr>
-              <w:t>BioIRC</w:t>
-            </w:r>
-            <w:proofErr w:type="spellEnd"/>
-            <w:r>
-              <w:rPr>
-                <w:rFonts w:asciiTheme="majorBidi" w:hAnsiTheme="majorBidi" w:cstheme="majorBidi"/>
-              </w:rPr>
-              <w:t>, Kragujevac, Serbia (2022)</w:t>
+              <w:t>BioIRC, Kragujevac, Serbia (2022)</w:t>
             </w:r>
           </w:p>
         </w:tc>
@@ -1244,21 +1027,7 @@
               <w:rPr>
                 <w:rFonts w:asciiTheme="majorBidi" w:hAnsiTheme="majorBidi" w:cstheme="majorBidi"/>
               </w:rPr>
-              <w:t xml:space="preserve">Developed computational simulations modelling the progression of atherosclerosis and vascular </w:t>
-            </w:r>
-            <w:proofErr w:type="spellStart"/>
-            <w:r>
-              <w:rPr>
-                <w:rFonts w:asciiTheme="majorBidi" w:hAnsiTheme="majorBidi" w:cstheme="majorBidi"/>
-              </w:rPr>
-              <w:t>remodelling</w:t>
-            </w:r>
-            <w:proofErr w:type="spellEnd"/>
-            <w:r>
-              <w:rPr>
-                <w:rFonts w:asciiTheme="majorBidi" w:hAnsiTheme="majorBidi" w:cstheme="majorBidi"/>
-              </w:rPr>
-              <w:t>.</w:t>
+              <w:t>Developed computational simulations modelling the progression of atherosclerosis and vascular remodelling.</w:t>
             </w:r>
           </w:p>
           <w:p>
@@ -1276,21 +1045,7 @@
               <w:rPr>
                 <w:rFonts w:asciiTheme="majorBidi" w:hAnsiTheme="majorBidi" w:cstheme="majorBidi"/>
               </w:rPr>
-              <w:t xml:space="preserve">Applied numerical modelling and parameter </w:t>
-            </w:r>
-            <w:proofErr w:type="spellStart"/>
-            <w:r>
-              <w:rPr>
-                <w:rFonts w:asciiTheme="majorBidi" w:hAnsiTheme="majorBidi" w:cstheme="majorBidi"/>
-              </w:rPr>
-              <w:t>optimisation</w:t>
-            </w:r>
-            <w:proofErr w:type="spellEnd"/>
-            <w:r>
-              <w:rPr>
-                <w:rFonts w:asciiTheme="majorBidi" w:hAnsiTheme="majorBidi" w:cstheme="majorBidi"/>
-              </w:rPr>
-              <w:t xml:space="preserve"> techniques to evaluate biomechanical stress distributions in arterial systems.</w:t>
+              <w:t>Applied numerical modelling and parameter optimisation techniques to evaluate biomechanical stress distributions in arterial systems.</w:t>
             </w:r>
           </w:p>
           <w:p>
@@ -1394,21 +1149,7 @@
               <w:rPr>
                 <w:rFonts w:asciiTheme="majorBidi" w:hAnsiTheme="majorBidi" w:cstheme="majorBidi"/>
               </w:rPr>
-              <w:t xml:space="preserve">Implemented end-to-end data pipelines including preprocessing, augmentation, model training, and performance </w:t>
-            </w:r>
-            <w:proofErr w:type="spellStart"/>
-            <w:r>
-              <w:rPr>
-                <w:rFonts w:asciiTheme="majorBidi" w:hAnsiTheme="majorBidi" w:cstheme="majorBidi"/>
-              </w:rPr>
-              <w:t>optimisation</w:t>
-            </w:r>
-            <w:proofErr w:type="spellEnd"/>
-            <w:r>
-              <w:rPr>
-                <w:rFonts w:asciiTheme="majorBidi" w:hAnsiTheme="majorBidi" w:cstheme="majorBidi"/>
-              </w:rPr>
-              <w:t>.</w:t>
+              <w:t>Implemented end-to-end data pipelines including preprocessing, augmentation, model training, and performance optimisation.</w:t>
             </w:r>
           </w:p>
           <w:p>
@@ -1712,21 +1453,7 @@
         <w:rPr>
           <w:rFonts w:asciiTheme="majorBidi" w:hAnsiTheme="majorBidi" w:cstheme="majorBidi"/>
         </w:rPr>
-        <w:t xml:space="preserve">Elsayed, M., Sammani, F., &amp; </w:t>
-      </w:r>
-      <w:proofErr w:type="spellStart"/>
-      <w:r>
-        <w:rPr>
-          <w:rFonts w:asciiTheme="majorBidi" w:hAnsiTheme="majorBidi" w:cstheme="majorBidi"/>
-        </w:rPr>
-        <w:t>Albashier</w:t>
-      </w:r>
-      <w:proofErr w:type="spellEnd"/>
-      <w:r>
-        <w:rPr>
-          <w:rFonts w:asciiTheme="majorBidi" w:hAnsiTheme="majorBidi" w:cstheme="majorBidi"/>
-        </w:rPr>
-        <w:t xml:space="preserve">, M. A. M. (2017). </w:t>
+        <w:t xml:space="preserve">Elsayed, M., Sammani, F., &amp; Albashier, M. A. M. (2017). </w:t>
       </w:r>
       <w:r>
         <w:rPr>
@@ -1808,35 +1535,7 @@
         <w:rPr>
           <w:rFonts w:asciiTheme="majorBidi" w:hAnsiTheme="majorBidi" w:cstheme="majorBidi"/>
         </w:rPr>
-        <w:t xml:space="preserve">Elsayed, M., Sammani, F., Hamdi, A., </w:t>
-      </w:r>
-      <w:proofErr w:type="spellStart"/>
-      <w:r>
-        <w:rPr>
-          <w:rFonts w:asciiTheme="majorBidi" w:hAnsiTheme="majorBidi" w:cstheme="majorBidi"/>
-        </w:rPr>
-        <w:t>Albaser</w:t>
-      </w:r>
-      <w:proofErr w:type="spellEnd"/>
-      <w:r>
-        <w:rPr>
-          <w:rFonts w:asciiTheme="majorBidi" w:hAnsiTheme="majorBidi" w:cstheme="majorBidi"/>
-        </w:rPr>
-        <w:t xml:space="preserve">, A., &amp; </w:t>
-      </w:r>
-      <w:proofErr w:type="spellStart"/>
-      <w:r>
-        <w:rPr>
-          <w:rFonts w:asciiTheme="majorBidi" w:hAnsiTheme="majorBidi" w:cstheme="majorBidi"/>
-        </w:rPr>
-        <w:t>Babalghoom</w:t>
-      </w:r>
-      <w:proofErr w:type="spellEnd"/>
-      <w:r>
-        <w:rPr>
-          <w:rFonts w:asciiTheme="majorBidi" w:hAnsiTheme="majorBidi" w:cstheme="majorBidi"/>
-        </w:rPr>
-        <w:t xml:space="preserve">, H. (2018). </w:t>
+        <w:t xml:space="preserve">Elsayed, M., Sammani, F., Hamdi, A., Albaser, A., &amp; Babalghoom, H. (2018). </w:t>
       </w:r>
       <w:r>
         <w:rPr>
@@ -1897,23 +1596,7 @@
           <w:rStyle w:val="Emphasis"/>
           <w:rFonts w:asciiTheme="majorBidi" w:hAnsiTheme="majorBidi" w:cstheme="majorBidi"/>
         </w:rPr>
-        <w:t>2018 International Conference on Signals and Systems (</w:t>
-      </w:r>
-      <w:proofErr w:type="spellStart"/>
-      <w:r>
-        <w:rPr>
-          <w:rStyle w:val="Emphasis"/>
-          <w:rFonts w:asciiTheme="majorBidi" w:hAnsiTheme="majorBidi" w:cstheme="majorBidi"/>
-        </w:rPr>
-        <w:t>ICSigSys</w:t>
-      </w:r>
-      <w:proofErr w:type="spellEnd"/>
-      <w:r>
-        <w:rPr>
-          <w:rStyle w:val="Emphasis"/>
-          <w:rFonts w:asciiTheme="majorBidi" w:hAnsiTheme="majorBidi" w:cstheme="majorBidi"/>
-        </w:rPr>
-        <w:t>)</w:t>
+        <w:t>2018 International Conference on Signals and Systems (ICSigSys)</w:t>
       </w:r>
       <w:r>
         <w:rPr>
@@ -2395,21 +2078,12 @@
         </w:rPr>
         <w:t xml:space="preserve">Elsayed, M., Filipović, N. (2025). </w:t>
       </w:r>
-      <w:proofErr w:type="spellStart"/>
       <w:r>
         <w:rPr>
           <w:rStyle w:val="Emphasis"/>
           <w:rFonts w:asciiTheme="majorBidi" w:hAnsiTheme="majorBidi" w:cstheme="majorBidi"/>
         </w:rPr>
-        <w:t>SecondOpinionNet</w:t>
-      </w:r>
-      <w:proofErr w:type="spellEnd"/>
-      <w:r>
-        <w:rPr>
-          <w:rStyle w:val="Emphasis"/>
-          <w:rFonts w:asciiTheme="majorBidi" w:hAnsiTheme="majorBidi" w:cstheme="majorBidi"/>
-        </w:rPr>
-        <w:t>: A novel neural network architecture to detect coronary atherosclerosis in coronary CT angiography</w:t>
+        <w:t>SecondOpinionNet: A novel neural network architecture to detect coronary atherosclerosis in coronary CT angiography</w:t>
       </w:r>
       <w:r>
         <w:rPr>
@@ -2484,21 +2158,7 @@
         <w:rPr>
           <w:rFonts w:asciiTheme="majorBidi" w:hAnsiTheme="majorBidi" w:cstheme="majorBidi"/>
         </w:rPr>
-        <w:t xml:space="preserve">Garber, M., McIntyre-Wood, C., Elsayed, M., Sweet, L. H., Long, M. M., &amp; MacKillop, J. (2025). Diagnostic validity of Addictions </w:t>
-      </w:r>
-      <w:proofErr w:type="spellStart"/>
-      <w:r>
-        <w:rPr>
-          <w:rFonts w:asciiTheme="majorBidi" w:hAnsiTheme="majorBidi" w:cstheme="majorBidi"/>
-        </w:rPr>
-        <w:t>Neuroclinical</w:t>
-      </w:r>
-      <w:proofErr w:type="spellEnd"/>
-      <w:r>
-        <w:rPr>
-          <w:rFonts w:asciiTheme="majorBidi" w:hAnsiTheme="majorBidi" w:cstheme="majorBidi"/>
-        </w:rPr>
-        <w:t xml:space="preserve"> Assessment indices for alcohol use disorder: Findings from an observational case-control study. </w:t>
+        <w:t xml:space="preserve">Garber, M., McIntyre-Wood, C., Elsayed, M., Sweet, L. H., Long, M. M., &amp; MacKillop, J. (2025). Diagnostic validity of Addictions Neuroclinical Assessment indices for alcohol use disorder: Findings from an observational case-control study. </w:t>
       </w:r>
       <w:r>
         <w:rPr>
@@ -2533,23 +2193,7 @@
           <w:rStyle w:val="Emphasis"/>
           <w:rFonts w:asciiTheme="majorBidi" w:hAnsiTheme="majorBidi" w:cstheme="majorBidi"/>
         </w:rPr>
-        <w:t xml:space="preserve">Machine learning-based computational validation of the Addictions </w:t>
-      </w:r>
-      <w:proofErr w:type="spellStart"/>
-      <w:r>
-        <w:rPr>
-          <w:rStyle w:val="Emphasis"/>
-          <w:rFonts w:asciiTheme="majorBidi" w:hAnsiTheme="majorBidi" w:cstheme="majorBidi"/>
-        </w:rPr>
-        <w:t>Neuroclinical</w:t>
-      </w:r>
-      <w:proofErr w:type="spellEnd"/>
-      <w:r>
-        <w:rPr>
-          <w:rStyle w:val="Emphasis"/>
-          <w:rFonts w:asciiTheme="majorBidi" w:hAnsiTheme="majorBidi" w:cstheme="majorBidi"/>
-        </w:rPr>
-        <w:t xml:space="preserve"> Assessment framework in relation to hazardous drinking</w:t>
+        <w:t>Machine learning-based computational validation of the Addictions Neuroclinical Assessment framework in relation to hazardous drinking</w:t>
       </w:r>
       <w:r>
         <w:rPr>
@@ -2885,23 +2529,7 @@
           <w:rFonts w:asciiTheme="majorBidi" w:hAnsiTheme="majorBidi" w:cstheme="majorBidi"/>
           <w:lang w:val="en-GB" w:eastAsia="en-GB"/>
         </w:rPr>
-        <w:t xml:space="preserve">Elsayed, M., Siroosi, R., </w:t>
-      </w:r>
-      <w:proofErr w:type="spellStart"/>
-      <w:r>
-        <w:rPr>
-          <w:rFonts w:asciiTheme="majorBidi" w:hAnsiTheme="majorBidi" w:cstheme="majorBidi"/>
-          <w:lang w:val="en-GB" w:eastAsia="en-GB"/>
-        </w:rPr>
-        <w:t>Najdzionek</w:t>
-      </w:r>
-      <w:proofErr w:type="spellEnd"/>
-      <w:r>
-        <w:rPr>
-          <w:rFonts w:asciiTheme="majorBidi" w:hAnsiTheme="majorBidi" w:cstheme="majorBidi"/>
-          <w:lang w:val="en-GB" w:eastAsia="en-GB"/>
-        </w:rPr>
-        <w:t>, P., McIntyre-Wood, C., Hargreaves, T., Blakely, A., Mote, E., &amp; MacKillop, J. (2026). Functional magnetic resonance imaging predictors of alcohol use disorder treatment outcome: A systematic review. Alcohol and Alcoholism.</w:t>
+        <w:t>Elsayed, M., Siroosi, R., Najdzionek, P., McIntyre-Wood, C., Hargreaves, T., Blakely, A., Mote, E., &amp; MacKillop, J. (2026). Functional magnetic resonance imaging predictors of alcohol use disorder treatment outcome: A systematic review. Alcohol and Alcoholism.</w:t>
       </w:r>
     </w:p>
     <w:p>
@@ -3359,24 +2987,7 @@
           <w:lang w:val="en-GB"/>
         </w:rPr>
         <w:br/>
-      </w:r>
-      <w:proofErr w:type="spellStart"/>
-      <w:r>
-        <w:rPr>
-          <w:rFonts w:asciiTheme="majorBidi" w:hAnsiTheme="majorBidi" w:cstheme="majorBidi"/>
-          <w:szCs w:val="20"/>
-          <w:lang w:val="en-GB"/>
-        </w:rPr>
-        <w:t>iRadar</w:t>
-      </w:r>
-      <w:proofErr w:type="spellEnd"/>
-      <w:r>
-        <w:rPr>
-          <w:rFonts w:asciiTheme="majorBidi" w:hAnsiTheme="majorBidi" w:cstheme="majorBidi"/>
-          <w:szCs w:val="20"/>
-          <w:lang w:val="en-GB"/>
-        </w:rPr>
-        <w:t>, Malaysia | 2018</w:t>
+        <w:t>iRadar, Malaysia | 2018</w:t>
       </w:r>
     </w:p>
     <w:p>
@@ -3638,25 +3249,7 @@
           <w:szCs w:val="20"/>
           <w:lang w:val="en-GB"/>
         </w:rPr>
-        <w:t xml:space="preserve">Supervised 5 </w:t>
-      </w:r>
-      <w:proofErr w:type="gramStart"/>
-      <w:r>
-        <w:rPr>
-          <w:rFonts w:asciiTheme="majorBidi" w:hAnsiTheme="majorBidi" w:cstheme="majorBidi"/>
-          <w:szCs w:val="20"/>
-          <w:lang w:val="en-GB"/>
-        </w:rPr>
-        <w:t>Master’s</w:t>
-      </w:r>
-      <w:proofErr w:type="gramEnd"/>
-      <w:r>
-        <w:rPr>
-          <w:rFonts w:asciiTheme="majorBidi" w:hAnsiTheme="majorBidi" w:cstheme="majorBidi"/>
-          <w:szCs w:val="20"/>
-          <w:lang w:val="en-GB"/>
-        </w:rPr>
-        <w:t xml:space="preserve"> and 2 PhD students on projects in computational neuroscience, neuroimaging, and machine learning</w:t>
+        <w:t>Supervised 5 Master’s and 2 PhD students on projects in computational neuroscience, neuroimaging, and machine learning</w:t>
       </w:r>
     </w:p>
     <w:p>
@@ -3813,7 +3406,7 @@
         </w:rPr>
         <w:t xml:space="preserve">Course link: </w:t>
       </w:r>
-      <w:hyperlink r:id="rId11" w:tgtFrame="_new" w:history="1">
+      <w:hyperlink r:id="rId6" w:tgtFrame="_new" w:history="1">
         <w:r>
           <w:rPr>
             <w:rStyle w:val="Hyperlink"/>
@@ -3876,6 +3469,110 @@
     </w:p>
     <w:p>
       <w:pPr>
+        <w:pStyle w:val="ListParagraph"/>
+        <w:numPr>
+          <w:ilvl w:val="0"/>
+          <w:numId w:val="29"/>
+        </w:numPr>
+        <w:spacing w:after="0" w:line="240" w:lineRule="auto"/>
+        <w:rPr>
+          <w:rStyle w:val="Strong"/>
+          <w:rFonts w:asciiTheme="majorBidi" w:hAnsiTheme="majorBidi" w:cstheme="majorBidi"/>
+          <w:szCs w:val="20"/>
+        </w:rPr>
+      </w:pPr>
+      <w:r>
+        <w:rPr>
+          <w:rStyle w:val="Strong"/>
+          <w:rFonts w:asciiTheme="majorBidi" w:hAnsiTheme="majorBidi" w:cstheme="majorBidi"/>
+          <w:szCs w:val="20"/>
+        </w:rPr>
+        <w:t xml:space="preserve">International Graduate </w:t>
+      </w:r>
+      <w:r>
+        <w:rPr>
+          <w:rStyle w:val="Strong"/>
+          <w:rFonts w:asciiTheme="majorBidi" w:hAnsiTheme="majorBidi" w:cstheme="majorBidi"/>
+          <w:szCs w:val="20"/>
+        </w:rPr>
+        <w:t>Funding Package, McMaster University — $27,500/year (202</w:t>
+      </w:r>
+      <w:r>
+        <w:rPr>
+          <w:rStyle w:val="Strong"/>
+          <w:rFonts w:asciiTheme="majorBidi" w:hAnsiTheme="majorBidi" w:cstheme="majorBidi"/>
+          <w:szCs w:val="20"/>
+        </w:rPr>
+        <w:t>2</w:t>
+      </w:r>
+      <w:r>
+        <w:rPr>
+          <w:rStyle w:val="Strong"/>
+          <w:rFonts w:asciiTheme="majorBidi" w:hAnsiTheme="majorBidi" w:cstheme="majorBidi"/>
+          <w:szCs w:val="20"/>
+        </w:rPr>
+        <w:t>–present)</w:t>
+      </w:r>
+    </w:p>
+    <w:p>
+      <w:pPr>
+        <w:pStyle w:val="NormalWeb"/>
+        <w:spacing w:before="0" w:beforeAutospacing="0" w:after="0" w:afterAutospacing="0"/>
+        <w:ind w:left="720"/>
+        <w:rPr>
+          <w:rStyle w:val="Strong"/>
+          <w:rFonts w:asciiTheme="majorBidi" w:hAnsiTheme="majorBidi" w:cstheme="majorBidi"/>
+          <w:b w:val="0"/>
+          <w:bCs w:val="0"/>
+          <w:sz w:val="20"/>
+          <w:szCs w:val="20"/>
+        </w:rPr>
+      </w:pPr>
+      <w:r>
+        <w:rPr>
+          <w:rStyle w:val="Strong"/>
+          <w:rFonts w:asciiTheme="majorBidi" w:hAnsiTheme="majorBidi" w:cstheme="majorBidi"/>
+          <w:b w:val="0"/>
+          <w:bCs w:val="0"/>
+          <w:sz w:val="20"/>
+          <w:szCs w:val="20"/>
+        </w:rPr>
+        <w:t>Non-service stipend (no TA/RA requirement)</w:t>
+      </w:r>
+      <w:r>
+        <w:rPr>
+          <w:rStyle w:val="Strong"/>
+          <w:rFonts w:asciiTheme="majorBidi" w:hAnsiTheme="majorBidi" w:cstheme="majorBidi"/>
+          <w:b w:val="0"/>
+          <w:bCs w:val="0"/>
+          <w:sz w:val="20"/>
+          <w:szCs w:val="20"/>
+        </w:rPr>
+        <w:t xml:space="preserve"> for 4 years</w:t>
+      </w:r>
+      <w:r>
+        <w:rPr>
+          <w:rStyle w:val="Strong"/>
+          <w:rFonts w:asciiTheme="majorBidi" w:hAnsiTheme="majorBidi" w:cstheme="majorBidi"/>
+          <w:b w:val="0"/>
+          <w:bCs w:val="0"/>
+          <w:sz w:val="20"/>
+          <w:szCs w:val="20"/>
+        </w:rPr>
+        <w:t xml:space="preserve">, total value </w:t>
+      </w:r>
+      <w:r>
+        <w:rPr>
+          <w:rStyle w:val="Strong"/>
+          <w:rFonts w:asciiTheme="majorBidi" w:hAnsiTheme="majorBidi" w:cstheme="majorBidi"/>
+          <w:sz w:val="20"/>
+          <w:szCs w:val="20"/>
+        </w:rPr>
+        <w:t>$110,000 CAD</w:t>
+      </w:r>
+    </w:p>
+    <w:p>
+      <w:pPr>
         <w:pStyle w:val="NormalWeb"/>
         <w:numPr>
           <w:ilvl w:val="0"/>
@@ -4327,29 +4024,7 @@
           <w:szCs w:val="20"/>
           <w:lang w:val="en-GB" w:eastAsia="en-GB"/>
         </w:rPr>
-        <w:t xml:space="preserve">Marie Skłodowska-Curie </w:t>
-      </w:r>
-      <w:proofErr w:type="gramStart"/>
-      <w:r>
-        <w:rPr>
-          <w:rFonts w:ascii="Times New Roman" w:eastAsia="Times New Roman" w:hAnsi="Times New Roman" w:cs="Times New Roman"/>
-          <w:b/>
-          <w:bCs/>
-          <w:szCs w:val="20"/>
-          <w:lang w:val="en-GB" w:eastAsia="en-GB"/>
-        </w:rPr>
-        <w:t>Early Stage</w:t>
-      </w:r>
-      <w:proofErr w:type="gramEnd"/>
-      <w:r>
-        <w:rPr>
-          <w:rFonts w:ascii="Times New Roman" w:eastAsia="Times New Roman" w:hAnsi="Times New Roman" w:cs="Times New Roman"/>
-          <w:b/>
-          <w:bCs/>
-          <w:szCs w:val="20"/>
-          <w:lang w:val="en-GB" w:eastAsia="en-GB"/>
-        </w:rPr>
-        <w:t xml:space="preserve"> Researcher Fellowship (MSCA)</w:t>
+        <w:t>Marie Skłodowska-Curie Early Stage Researcher Fellowship (MSCA)</w:t>
       </w:r>
     </w:p>
     <w:p>
@@ -4422,7 +4097,16 @@
           <w:sz w:val="20"/>
           <w:szCs w:val="20"/>
         </w:rPr>
-        <w:t>122</w:t>
+        <w:t>23</w:t>
+      </w:r>
+      <w:r>
+        <w:rPr>
+          <w:rStyle w:val="Strong"/>
+          <w:rFonts w:asciiTheme="majorBidi" w:hAnsiTheme="majorBidi" w:cstheme="majorBidi"/>
+          <w:sz w:val="20"/>
+          <w:szCs w:val="20"/>
+        </w:rPr>
+        <w:t>2</w:t>
       </w:r>
       <w:r>
         <w:rPr>
@@ -4555,19 +4239,8 @@
           <w:sz w:val="20"/>
           <w:szCs w:val="20"/>
         </w:rPr>
-        <w:t xml:space="preserve">Research Golden Award — </w:t>
-      </w:r>
-      <w:proofErr w:type="spellStart"/>
-      <w:r>
-        <w:rPr>
-          <w:rStyle w:val="Strong"/>
-          <w:rFonts w:asciiTheme="majorBidi" w:hAnsiTheme="majorBidi" w:cstheme="majorBidi"/>
-          <w:sz w:val="20"/>
-          <w:szCs w:val="20"/>
-        </w:rPr>
-        <w:t>iCAN</w:t>
-      </w:r>
-      <w:proofErr w:type="spellEnd"/>
+        <w:t>Research Golden Award — iCAN</w:t>
+      </w:r>
       <w:r>
         <w:rPr>
           <w:rFonts w:asciiTheme="majorBidi" w:hAnsiTheme="majorBidi" w:cstheme="majorBidi"/>
@@ -4752,23 +4425,7 @@
           <w:sz w:val="20"/>
           <w:szCs w:val="20"/>
         </w:rPr>
-        <w:t xml:space="preserve">Represent program in recruitment and </w:t>
-      </w:r>
-      <w:proofErr w:type="gramStart"/>
-      <w:r>
-        <w:rPr>
-          <w:sz w:val="20"/>
-          <w:szCs w:val="20"/>
-        </w:rPr>
-        <w:t>outreach;</w:t>
-      </w:r>
-      <w:proofErr w:type="gramEnd"/>
-      <w:r>
-        <w:rPr>
-          <w:sz w:val="20"/>
-          <w:szCs w:val="20"/>
-        </w:rPr>
-        <w:t xml:space="preserve"> mentor prospective students</w:t>
+        <w:t>Represent program in recruitment and outreach; mentor prospective students</w:t>
       </w:r>
     </w:p>
     <w:p>
@@ -4947,6 +4604,7 @@
           <w:sz w:val="20"/>
           <w:szCs w:val="20"/>
         </w:rPr>
+        <w:lastRenderedPageBreak/>
         <w:t>Founded education initiative focused on data-driven evaluation and system improvement</w:t>
       </w:r>
     </w:p>
@@ -4989,7 +4647,6 @@
           <w:sz w:val="20"/>
           <w:szCs w:val="20"/>
         </w:rPr>
-        <w:lastRenderedPageBreak/>
         <w:t>Advocate for critical thinking and scientific reasoning in education reform</w:t>
       </w:r>
     </w:p>
@@ -5183,23 +4840,7 @@
           <w:sz w:val="20"/>
           <w:szCs w:val="20"/>
         </w:rPr>
-        <w:t xml:space="preserve">Organized cultural and professional </w:t>
-      </w:r>
-      <w:proofErr w:type="gramStart"/>
-      <w:r>
-        <w:rPr>
-          <w:sz w:val="20"/>
-          <w:szCs w:val="20"/>
-        </w:rPr>
-        <w:t>events;</w:t>
-      </w:r>
-      <w:proofErr w:type="gramEnd"/>
-      <w:r>
-        <w:rPr>
-          <w:sz w:val="20"/>
-          <w:szCs w:val="20"/>
-        </w:rPr>
-        <w:t xml:space="preserve"> advanced student advocacy initiatives</w:t>
+        <w:t>Organized cultural and professional events; advanced student advocacy initiatives</w:t>
       </w:r>
     </w:p>
     <w:p>
@@ -5304,25 +4945,7 @@
           <w:sz w:val="20"/>
           <w:szCs w:val="20"/>
         </w:rPr>
-        <w:t xml:space="preserve">Elsayed, M., Belisario, K. L., Murphy, J. G., &amp; MacKillop, J. (2026). Machine learning-based computational validation of the Addictions </w:t>
-      </w:r>
-      <w:proofErr w:type="spellStart"/>
-      <w:r>
-        <w:rPr>
-          <w:rFonts w:asciiTheme="majorBidi" w:hAnsiTheme="majorBidi" w:cstheme="majorBidi"/>
-          <w:sz w:val="20"/>
-          <w:szCs w:val="20"/>
-        </w:rPr>
-        <w:t>Neuroclinical</w:t>
-      </w:r>
-      <w:proofErr w:type="spellEnd"/>
-      <w:r>
-        <w:rPr>
-          <w:rFonts w:asciiTheme="majorBidi" w:hAnsiTheme="majorBidi" w:cstheme="majorBidi"/>
-          <w:sz w:val="20"/>
-          <w:szCs w:val="20"/>
-        </w:rPr>
-        <w:t xml:space="preserve"> Assessment framework in relation to hazardous drinking [Oral presentation]. PNB Research Day, Hamilton, ON, Canada.</w:t>
+        <w:t>Elsayed, M., Belisario, K. L., Murphy, J. G., &amp; MacKillop, J. (2026). Machine learning-based computational validation of the Addictions Neuroclinical Assessment framework in relation to hazardous drinking [Oral presentation]. PNB Research Day, Hamilton, ON, Canada.</w:t>
       </w:r>
     </w:p>
     <w:p>
@@ -5345,25 +4968,7 @@
           <w:sz w:val="20"/>
           <w:szCs w:val="20"/>
         </w:rPr>
-        <w:t xml:space="preserve">Elsayed, M., Belisario, K. L., Murphy, J. G., &amp; MacKillop, J. (2026). Machine learning-based computational validation of the Addictions </w:t>
-      </w:r>
-      <w:proofErr w:type="spellStart"/>
-      <w:r>
-        <w:rPr>
-          <w:rFonts w:asciiTheme="majorBidi" w:hAnsiTheme="majorBidi" w:cstheme="majorBidi"/>
-          <w:sz w:val="20"/>
-          <w:szCs w:val="20"/>
-        </w:rPr>
-        <w:t>Neuroclinical</w:t>
-      </w:r>
-      <w:proofErr w:type="spellEnd"/>
-      <w:r>
-        <w:rPr>
-          <w:rFonts w:asciiTheme="majorBidi" w:hAnsiTheme="majorBidi" w:cstheme="majorBidi"/>
-          <w:sz w:val="20"/>
-          <w:szCs w:val="20"/>
-        </w:rPr>
-        <w:t xml:space="preserve"> Assessment framework in relation to hazardous drinking [Poster presentation]. PBN Research Day, Hamilton, ON, Canada.</w:t>
+        <w:t>Elsayed, M., Belisario, K. L., Murphy, J. G., &amp; MacKillop, J. (2026). Machine learning-based computational validation of the Addictions Neuroclinical Assessment framework in relation to hazardous drinking [Poster presentation]. PBN Research Day, Hamilton, ON, Canada.</w:t>
       </w:r>
     </w:p>
     <w:p>
@@ -5478,25 +5083,7 @@
           <w:sz w:val="20"/>
           <w:szCs w:val="20"/>
         </w:rPr>
-        <w:t xml:space="preserve">Elsayed, M., Belisario, K. L., Murphy, J. G., &amp; MacKillop, J. (2025). Machine learning-based computational validation of the Addictions </w:t>
-      </w:r>
-      <w:proofErr w:type="spellStart"/>
-      <w:r>
-        <w:rPr>
-          <w:rFonts w:asciiTheme="majorBidi" w:hAnsiTheme="majorBidi" w:cstheme="majorBidi"/>
-          <w:sz w:val="20"/>
-          <w:szCs w:val="20"/>
-        </w:rPr>
-        <w:t>Neuroclinical</w:t>
-      </w:r>
-      <w:proofErr w:type="spellEnd"/>
-      <w:r>
-        <w:rPr>
-          <w:rFonts w:asciiTheme="majorBidi" w:hAnsiTheme="majorBidi" w:cstheme="majorBidi"/>
-          <w:sz w:val="20"/>
-          <w:szCs w:val="20"/>
-        </w:rPr>
-        <w:t xml:space="preserve"> Assessment framework in relation to hazardous drinking [Oral presentation]. European Society for Biomedical Research on Alcoholism (ESBRA), Brussels, Belgium.</w:t>
+        <w:t>Elsayed, M., Belisario, K. L., Murphy, J. G., &amp; MacKillop, J. (2025). Machine learning-based computational validation of the Addictions Neuroclinical Assessment framework in relation to hazardous drinking [Oral presentation]. European Society for Biomedical Research on Alcoholism (ESBRA), Brussels, Belgium.</w:t>
       </w:r>
     </w:p>
     <w:p>
@@ -5519,25 +5106,7 @@
           <w:sz w:val="20"/>
           <w:szCs w:val="20"/>
         </w:rPr>
-        <w:t xml:space="preserve">Elsayed, M., Belisario, K. L., Murphy, J. G., &amp; MacKillop, J. (2025). Machine learning-based computational validation of the Addictions </w:t>
-      </w:r>
-      <w:proofErr w:type="spellStart"/>
-      <w:r>
-        <w:rPr>
-          <w:rFonts w:asciiTheme="majorBidi" w:hAnsiTheme="majorBidi" w:cstheme="majorBidi"/>
-          <w:sz w:val="20"/>
-          <w:szCs w:val="20"/>
-        </w:rPr>
-        <w:t>Neuroclinical</w:t>
-      </w:r>
-      <w:proofErr w:type="spellEnd"/>
-      <w:r>
-        <w:rPr>
-          <w:rFonts w:asciiTheme="majorBidi" w:hAnsiTheme="majorBidi" w:cstheme="majorBidi"/>
-          <w:sz w:val="20"/>
-          <w:szCs w:val="20"/>
-        </w:rPr>
-        <w:t xml:space="preserve"> Assessment framework in relation to hazardous drinking [Poster presentation]. Biological Psychiatry Annual Meeting, Toronto, ON, Canada.</w:t>
+        <w:t>Elsayed, M., Belisario, K. L., Murphy, J. G., &amp; MacKillop, J. (2025). Machine learning-based computational validation of the Addictions Neuroclinical Assessment framework in relation to hazardous drinking [Poster presentation]. Biological Psychiatry Annual Meeting, Toronto, ON, Canada.</w:t>
       </w:r>
     </w:p>
     <w:p>
@@ -5560,25 +5129,7 @@
           <w:sz w:val="20"/>
           <w:szCs w:val="20"/>
         </w:rPr>
-        <w:t xml:space="preserve">Elsayed, M., Belisario, K. L., Murphy, J. G., &amp; MacKillop, J. (2025). Machine learning-based computational validation of the Addictions </w:t>
-      </w:r>
-      <w:proofErr w:type="spellStart"/>
-      <w:r>
-        <w:rPr>
-          <w:rFonts w:asciiTheme="majorBidi" w:hAnsiTheme="majorBidi" w:cstheme="majorBidi"/>
-          <w:sz w:val="20"/>
-          <w:szCs w:val="20"/>
-        </w:rPr>
-        <w:t>Neuroclinical</w:t>
-      </w:r>
-      <w:proofErr w:type="spellEnd"/>
-      <w:r>
-        <w:rPr>
-          <w:rFonts w:asciiTheme="majorBidi" w:hAnsiTheme="majorBidi" w:cstheme="majorBidi"/>
-          <w:sz w:val="20"/>
-          <w:szCs w:val="20"/>
-        </w:rPr>
-        <w:t xml:space="preserve"> Assessment framework in relation to hazardous drinking [Poster presentation]. Psychiatry Research and Scholarship Day, Hamilton, ON, Canada.</w:t>
+        <w:t>Elsayed, M., Belisario, K. L., Murphy, J. G., &amp; MacKillop, J. (2025). Machine learning-based computational validation of the Addictions Neuroclinical Assessment framework in relation to hazardous drinking [Poster presentation]. Psychiatry Research and Scholarship Day, Hamilton, ON, Canada.</w:t>
       </w:r>
     </w:p>
     <w:p>
@@ -5601,25 +5152,7 @@
           <w:sz w:val="20"/>
           <w:szCs w:val="20"/>
         </w:rPr>
-        <w:t xml:space="preserve">Elsayed, M., Belisario, K. L., Murphy, J. G., &amp; MacKillop, J. (2025). Machine learning-based computational validation of the Addictions </w:t>
-      </w:r>
-      <w:proofErr w:type="spellStart"/>
-      <w:r>
-        <w:rPr>
-          <w:rFonts w:asciiTheme="majorBidi" w:hAnsiTheme="majorBidi" w:cstheme="majorBidi"/>
-          <w:sz w:val="20"/>
-          <w:szCs w:val="20"/>
-        </w:rPr>
-        <w:t>Neuroclinical</w:t>
-      </w:r>
-      <w:proofErr w:type="spellEnd"/>
-      <w:r>
-        <w:rPr>
-          <w:rFonts w:asciiTheme="majorBidi" w:hAnsiTheme="majorBidi" w:cstheme="majorBidi"/>
-          <w:sz w:val="20"/>
-          <w:szCs w:val="20"/>
-        </w:rPr>
-        <w:t xml:space="preserve"> Assessment framework in relation to hazardous drinking [Poster presentation]. Department of Psychology, Behaviour and Neuroscience Research Day, Hamilton, ON, Canada.</w:t>
+        <w:t>Elsayed, M., Belisario, K. L., Murphy, J. G., &amp; MacKillop, J. (2025). Machine learning-based computational validation of the Addictions Neuroclinical Assessment framework in relation to hazardous drinking [Poster presentation]. Department of Psychology, Behaviour and Neuroscience Research Day, Hamilton, ON, Canada.</w:t>
       </w:r>
     </w:p>
     <w:p>
@@ -5642,25 +5175,7 @@
           <w:sz w:val="20"/>
           <w:szCs w:val="20"/>
         </w:rPr>
-        <w:t xml:space="preserve">Elsayed, M., Belisario, K. L., Murphy, J. G., &amp; MacKillop, J. (2025). Machine learning-based computational validation of the Addictions </w:t>
-      </w:r>
-      <w:proofErr w:type="spellStart"/>
-      <w:r>
-        <w:rPr>
-          <w:rFonts w:asciiTheme="majorBidi" w:hAnsiTheme="majorBidi" w:cstheme="majorBidi"/>
-          <w:sz w:val="20"/>
-          <w:szCs w:val="20"/>
-        </w:rPr>
-        <w:t>Neuroclinical</w:t>
-      </w:r>
-      <w:proofErr w:type="spellEnd"/>
-      <w:r>
-        <w:rPr>
-          <w:rFonts w:asciiTheme="majorBidi" w:hAnsiTheme="majorBidi" w:cstheme="majorBidi"/>
-          <w:sz w:val="20"/>
-          <w:szCs w:val="20"/>
-        </w:rPr>
-        <w:t xml:space="preserve"> Assessment framework in relation to hazardous drinking [Poster presentation]. St. Joseph’s Learning Pillars Week, Hamilton, ON, Canada.</w:t>
+        <w:t>Elsayed, M., Belisario, K. L., Murphy, J. G., &amp; MacKillop, J. (2025). Machine learning-based computational validation of the Addictions Neuroclinical Assessment framework in relation to hazardous drinking [Poster presentation]. St. Joseph’s Learning Pillars Week, Hamilton, ON, Canada.</w:t>
       </w:r>
     </w:p>
     <w:p>
@@ -5706,6 +5221,7 @@
           <w:sz w:val="20"/>
           <w:szCs w:val="20"/>
         </w:rPr>
+        <w:lastRenderedPageBreak/>
         <w:t>Elsayed, M., Owens, M. M., Balodis, I., &amp; MacKillop, J. (2023). Empirical examination of working memory performance and its neural correlates in relation to delay discounting in two large samples [Poster presentation]. Organization for Human Brain Mapping (OHBM), Montréal, QC, Canada.</w:t>
       </w:r>
     </w:p>
@@ -5729,7 +5245,6 @@
           <w:sz w:val="20"/>
           <w:szCs w:val="20"/>
         </w:rPr>
-        <w:lastRenderedPageBreak/>
         <w:t>Elsayed, M., Owens, M. M., Balodis, I., &amp; MacKillop, J. (2023). Empirical examination of working memory performance and its neural correlates in relation to delay discounting in two large samples [Poster presentation]. Psychiatry Research and Scholarship Day, Hamilton, ON, Canada.</w:t>
       </w:r>
     </w:p>
@@ -5776,25 +5291,7 @@
           <w:sz w:val="20"/>
           <w:szCs w:val="20"/>
         </w:rPr>
-        <w:t xml:space="preserve">Elsayed, M., &amp; Filipović, N. (2022). </w:t>
-      </w:r>
-      <w:proofErr w:type="spellStart"/>
-      <w:r>
-        <w:rPr>
-          <w:rFonts w:asciiTheme="majorBidi" w:hAnsiTheme="majorBidi" w:cstheme="majorBidi"/>
-          <w:sz w:val="20"/>
-          <w:szCs w:val="20"/>
-        </w:rPr>
-        <w:t>SecondOpinionNet</w:t>
-      </w:r>
-      <w:proofErr w:type="spellEnd"/>
-      <w:r>
-        <w:rPr>
-          <w:rFonts w:asciiTheme="majorBidi" w:hAnsiTheme="majorBidi" w:cstheme="majorBidi"/>
-          <w:sz w:val="20"/>
-          <w:szCs w:val="20"/>
-        </w:rPr>
-        <w:t>: A novel neural network architecture to detect coronary atherosclerosis in coronary CT angiography [Oral presentation]. Serbian International Conference on Applied Artificial Intelligence, Kragujevac, Serbia.</w:t>
+        <w:t>Elsayed, M., &amp; Filipović, N. (2022). SecondOpinionNet: A novel neural network architecture to detect coronary atherosclerosis in coronary CT angiography [Oral presentation]. Serbian International Conference on Applied Artificial Intelligence, Kragujevac, Serbia.</w:t>
       </w:r>
     </w:p>
     <w:p>
@@ -5872,25 +5369,7 @@
           <w:sz w:val="20"/>
           <w:szCs w:val="20"/>
         </w:rPr>
-        <w:t>Elsayed, M., Sammani, F., Hamdi, A., &amp; Al-Ahdal, S. A. (2018). Optical power measurement using image processing techniques [Oral presentation]. International Conference on Signals and Systems (</w:t>
-      </w:r>
-      <w:proofErr w:type="spellStart"/>
-      <w:r>
-        <w:rPr>
-          <w:rFonts w:asciiTheme="majorBidi" w:hAnsiTheme="majorBidi" w:cstheme="majorBidi"/>
-          <w:sz w:val="20"/>
-          <w:szCs w:val="20"/>
-        </w:rPr>
-        <w:t>ICSigSys</w:t>
-      </w:r>
-      <w:proofErr w:type="spellEnd"/>
-      <w:r>
-        <w:rPr>
-          <w:rFonts w:asciiTheme="majorBidi" w:hAnsiTheme="majorBidi" w:cstheme="majorBidi"/>
-          <w:sz w:val="20"/>
-          <w:szCs w:val="20"/>
-        </w:rPr>
-        <w:t>), Bali, Indonesia.</w:t>
+        <w:t>Elsayed, M., Sammani, F., Hamdi, A., &amp; Al-Ahdal, S. A. (2018). Optical power measurement using image processing techniques [Oral presentation]. International Conference on Signals and Systems (ICSigSys), Bali, Indonesia.</w:t>
       </w:r>
     </w:p>
     <w:p>
@@ -5913,43 +5392,7 @@
           <w:sz w:val="20"/>
           <w:szCs w:val="20"/>
         </w:rPr>
-        <w:t xml:space="preserve">Elsayed, M., Sammani, F., &amp; </w:t>
-      </w:r>
-      <w:proofErr w:type="spellStart"/>
-      <w:r>
-        <w:rPr>
-          <w:rFonts w:asciiTheme="majorBidi" w:hAnsiTheme="majorBidi" w:cstheme="majorBidi"/>
-          <w:sz w:val="20"/>
-          <w:szCs w:val="20"/>
-        </w:rPr>
-        <w:t>Albashier</w:t>
-      </w:r>
-      <w:proofErr w:type="spellEnd"/>
-      <w:r>
-        <w:rPr>
-          <w:rFonts w:asciiTheme="majorBidi" w:hAnsiTheme="majorBidi" w:cstheme="majorBidi"/>
-          <w:sz w:val="20"/>
-          <w:szCs w:val="20"/>
-        </w:rPr>
-        <w:t xml:space="preserve">, M. A. M. (2017). An accurate method to calculate the </w:t>
-      </w:r>
-      <w:proofErr w:type="spellStart"/>
-      <w:r>
-        <w:rPr>
-          <w:rFonts w:asciiTheme="majorBidi" w:hAnsiTheme="majorBidi" w:cstheme="majorBidi"/>
-          <w:sz w:val="20"/>
-          <w:szCs w:val="20"/>
-        </w:rPr>
-        <w:t>color</w:t>
-      </w:r>
-      <w:proofErr w:type="spellEnd"/>
-      <w:r>
-        <w:rPr>
-          <w:rFonts w:asciiTheme="majorBidi" w:hAnsiTheme="majorBidi" w:cstheme="majorBidi"/>
-          <w:sz w:val="20"/>
-          <w:szCs w:val="20"/>
-        </w:rPr>
-        <w:t xml:space="preserve"> difference in a single image [Oral presentation]. International Conference on Robotics, Automation and Sciences (ICORAS), Melaka, Malaysia.</w:t>
+        <w:t>Elsayed, M., Sammani, F., &amp; Albashier, M. A. M. (2017). An accurate method to calculate the color difference in a single image [Oral presentation]. International Conference on Robotics, Automation and Sciences (ICORAS), Melaka, Malaysia.</w:t>
       </w:r>
     </w:p>
     <w:p>
@@ -6054,23 +5497,7 @@
           <w:rStyle w:val="Strong"/>
           <w:rFonts w:asciiTheme="majorBidi" w:hAnsiTheme="majorBidi" w:cstheme="majorBidi"/>
         </w:rPr>
-        <w:t xml:space="preserve">From Words to Predictions: Computational Methods for </w:t>
-      </w:r>
-      <w:proofErr w:type="spellStart"/>
-      <w:r>
-        <w:rPr>
-          <w:rStyle w:val="Strong"/>
-          <w:rFonts w:asciiTheme="majorBidi" w:hAnsiTheme="majorBidi" w:cstheme="majorBidi"/>
-        </w:rPr>
-        <w:t>Analysing</w:t>
-      </w:r>
-      <w:proofErr w:type="spellEnd"/>
-      <w:r>
-        <w:rPr>
-          <w:rStyle w:val="Strong"/>
-          <w:rFonts w:asciiTheme="majorBidi" w:hAnsiTheme="majorBidi" w:cstheme="majorBidi"/>
-        </w:rPr>
-        <w:t xml:space="preserve"> Natural Language in Psychological Research</w:t>
+        <w:t>From Words to Predictions: Computational Methods for Analysing Natural Language in Psychological Research</w:t>
       </w:r>
       <w:r>
         <w:rPr>
@@ -6138,23 +5565,7 @@
           <w:rStyle w:val="Strong"/>
           <w:rFonts w:asciiTheme="majorBidi" w:hAnsiTheme="majorBidi" w:cstheme="majorBidi"/>
         </w:rPr>
-        <w:t xml:space="preserve">From Signals to Networks: Advanced Approaches for </w:t>
-      </w:r>
-      <w:proofErr w:type="spellStart"/>
-      <w:r>
-        <w:rPr>
-          <w:rStyle w:val="Strong"/>
-          <w:rFonts w:asciiTheme="majorBidi" w:hAnsiTheme="majorBidi" w:cstheme="majorBidi"/>
-        </w:rPr>
-        <w:t>Analysing</w:t>
-      </w:r>
-      <w:proofErr w:type="spellEnd"/>
-      <w:r>
-        <w:rPr>
-          <w:rStyle w:val="Strong"/>
-          <w:rFonts w:asciiTheme="majorBidi" w:hAnsiTheme="majorBidi" w:cstheme="majorBidi"/>
-        </w:rPr>
-        <w:t xml:space="preserve"> Functional MRI Data in Addiction Neuroscience</w:t>
+        <w:t>From Signals to Networks: Advanced Approaches for Analysing Functional MRI Data in Addiction Neuroscience</w:t>
       </w:r>
       <w:r>
         <w:rPr>
@@ -7145,6 +6556,119 @@
     </w:lvl>
   </w:abstractNum>
   <w:abstractNum w:abstractNumId="9" w15:restartNumberingAfterBreak="0">
+    <w:nsid w:val="19CA0C61"/>
+    <w:multiLevelType w:val="hybridMultilevel"/>
+    <w:tmpl w:val="228E0F76"/>
+    <w:lvl w:ilvl="0" w:tplc="08090001">
+      <w:start w:val="1"/>
+      <w:numFmt w:val="bullet"/>
+      <w:lvlText w:val=""/>
+      <w:lvlJc w:val="left"/>
+      <w:pPr>
+        <w:ind w:left="720" w:hanging="360"/>
+      </w:pPr>
+      <w:rPr>
+        <w:rFonts w:ascii="Symbol" w:hAnsi="Symbol" w:hint="default"/>
+      </w:rPr>
+    </w:lvl>
+    <w:lvl w:ilvl="1" w:tplc="08090003" w:tentative="1">
+      <w:start w:val="1"/>
+      <w:numFmt w:val="bullet"/>
+      <w:lvlText w:val="o"/>
+      <w:lvlJc w:val="left"/>
+      <w:pPr>
+        <w:ind w:left="1440" w:hanging="360"/>
+      </w:pPr>
+      <w:rPr>
+        <w:rFonts w:ascii="Courier New" w:hAnsi="Courier New" w:cs="Courier New" w:hint="default"/>
+      </w:rPr>
+    </w:lvl>
+    <w:lvl w:ilvl="2" w:tplc="08090005" w:tentative="1">
+      <w:start w:val="1"/>
+      <w:numFmt w:val="bullet"/>
+      <w:lvlText w:val=""/>
+      <w:lvlJc w:val="left"/>
+      <w:pPr>
+        <w:ind w:left="2160" w:hanging="360"/>
+      </w:pPr>
+      <w:rPr>
+        <w:rFonts w:ascii="Wingdings" w:hAnsi="Wingdings" w:hint="default"/>
+      </w:rPr>
+    </w:lvl>
+    <w:lvl w:ilvl="3" w:tplc="08090001" w:tentative="1">
+      <w:start w:val="1"/>
+      <w:numFmt w:val="bullet"/>
+      <w:lvlText w:val=""/>
+      <w:lvlJc w:val="left"/>
+      <w:pPr>
+        <w:ind w:left="2880" w:hanging="360"/>
+      </w:pPr>
+      <w:rPr>
+        <w:rFonts w:ascii="Symbol" w:hAnsi="Symbol" w:hint="default"/>
+      </w:rPr>
+    </w:lvl>
+    <w:lvl w:ilvl="4" w:tplc="08090003" w:tentative="1">
+      <w:start w:val="1"/>
+      <w:numFmt w:val="bullet"/>
+      <w:lvlText w:val="o"/>
+      <w:lvlJc w:val="left"/>
+      <w:pPr>
+        <w:ind w:left="3600" w:hanging="360"/>
+      </w:pPr>
+      <w:rPr>
+        <w:rFonts w:ascii="Courier New" w:hAnsi="Courier New" w:cs="Courier New" w:hint="default"/>
+      </w:rPr>
+    </w:lvl>
+    <w:lvl w:ilvl="5" w:tplc="08090005" w:tentative="1">
+      <w:start w:val="1"/>
+      <w:numFmt w:val="bullet"/>
+      <w:lvlText w:val=""/>
+      <w:lvlJc w:val="left"/>
+      <w:pPr>
+        <w:ind w:left="4320" w:hanging="360"/>
+      </w:pPr>
+      <w:rPr>
+        <w:rFonts w:ascii="Wingdings" w:hAnsi="Wingdings" w:hint="default"/>
+      </w:rPr>
+    </w:lvl>
+    <w:lvl w:ilvl="6" w:tplc="08090001" w:tentative="1">
+      <w:start w:val="1"/>
+      <w:numFmt w:val="bullet"/>
+      <w:lvlText w:val=""/>
+      <w:lvlJc w:val="left"/>
+      <w:pPr>
+        <w:ind w:left="5040" w:hanging="360"/>
+      </w:pPr>
+      <w:rPr>
+        <w:rFonts w:ascii="Symbol" w:hAnsi="Symbol" w:hint="default"/>
+      </w:rPr>
+    </w:lvl>
+    <w:lvl w:ilvl="7" w:tplc="08090003" w:tentative="1">
+      <w:start w:val="1"/>
+      <w:numFmt w:val="bullet"/>
+      <w:lvlText w:val="o"/>
+      <w:lvlJc w:val="left"/>
+      <w:pPr>
+        <w:ind w:left="5760" w:hanging="360"/>
+      </w:pPr>
+      <w:rPr>
+        <w:rFonts w:ascii="Courier New" w:hAnsi="Courier New" w:cs="Courier New" w:hint="default"/>
+      </w:rPr>
+    </w:lvl>
+    <w:lvl w:ilvl="8" w:tplc="08090005" w:tentative="1">
+      <w:start w:val="1"/>
+      <w:numFmt w:val="bullet"/>
+      <w:lvlText w:val=""/>
+      <w:lvlJc w:val="left"/>
+      <w:pPr>
+        <w:ind w:left="6480" w:hanging="360"/>
+      </w:pPr>
+      <w:rPr>
+        <w:rFonts w:ascii="Wingdings" w:hAnsi="Wingdings" w:hint="default"/>
+      </w:rPr>
+    </w:lvl>
+  </w:abstractNum>
+  <w:abstractNum w:abstractNumId="10" w15:restartNumberingAfterBreak="0">
     <w:nsid w:val="1B971745"/>
     <w:multiLevelType w:val="hybridMultilevel"/>
     <w:tmpl w:val="CA12AB6A"/>
@@ -7257,7 +6781,7 @@
       </w:rPr>
     </w:lvl>
   </w:abstractNum>
-  <w:abstractNum w:abstractNumId="10" w15:restartNumberingAfterBreak="0">
+  <w:abstractNum w:abstractNumId="11" w15:restartNumberingAfterBreak="0">
     <w:nsid w:val="1CC97BEF"/>
     <w:multiLevelType w:val="hybridMultilevel"/>
     <w:tmpl w:val="AECC4A78"/>
@@ -7370,7 +6894,7 @@
       </w:rPr>
     </w:lvl>
   </w:abstractNum>
-  <w:abstractNum w:abstractNumId="11" w15:restartNumberingAfterBreak="0">
+  <w:abstractNum w:abstractNumId="12" w15:restartNumberingAfterBreak="0">
     <w:nsid w:val="1FD73E0E"/>
     <w:multiLevelType w:val="hybridMultilevel"/>
     <w:tmpl w:val="D0AAC3AC"/>
@@ -7483,7 +7007,7 @@
       </w:rPr>
     </w:lvl>
   </w:abstractNum>
-  <w:abstractNum w:abstractNumId="12" w15:restartNumberingAfterBreak="0">
+  <w:abstractNum w:abstractNumId="13" w15:restartNumberingAfterBreak="0">
     <w:nsid w:val="277F6754"/>
     <w:multiLevelType w:val="hybridMultilevel"/>
     <w:tmpl w:val="083AEF4E"/>
@@ -7596,7 +7120,7 @@
       </w:rPr>
     </w:lvl>
   </w:abstractNum>
-  <w:abstractNum w:abstractNumId="13" w15:restartNumberingAfterBreak="0">
+  <w:abstractNum w:abstractNumId="14" w15:restartNumberingAfterBreak="0">
     <w:nsid w:val="3F09063E"/>
     <w:multiLevelType w:val="hybridMultilevel"/>
     <w:tmpl w:val="544AFC72"/>
@@ -7709,7 +7233,7 @@
       </w:rPr>
     </w:lvl>
   </w:abstractNum>
-  <w:abstractNum w:abstractNumId="14" w15:restartNumberingAfterBreak="0">
+  <w:abstractNum w:abstractNumId="15" w15:restartNumberingAfterBreak="0">
     <w:nsid w:val="48E54FB6"/>
     <w:multiLevelType w:val="hybridMultilevel"/>
     <w:tmpl w:val="6E4E1E80"/>
@@ -7822,7 +7346,7 @@
       </w:rPr>
     </w:lvl>
   </w:abstractNum>
-  <w:abstractNum w:abstractNumId="15" w15:restartNumberingAfterBreak="0">
+  <w:abstractNum w:abstractNumId="16" w15:restartNumberingAfterBreak="0">
     <w:nsid w:val="4EB24C94"/>
     <w:multiLevelType w:val="hybridMultilevel"/>
     <w:tmpl w:val="963AC588"/>
@@ -7935,7 +7459,7 @@
       </w:rPr>
     </w:lvl>
   </w:abstractNum>
-  <w:abstractNum w:abstractNumId="16" w15:restartNumberingAfterBreak="0">
+  <w:abstractNum w:abstractNumId="17" w15:restartNumberingAfterBreak="0">
     <w:nsid w:val="5F784144"/>
     <w:multiLevelType w:val="multilevel"/>
     <w:tmpl w:val="1AF4702E"/>
@@ -8084,7 +7608,7 @@
       </w:rPr>
     </w:lvl>
   </w:abstractNum>
-  <w:abstractNum w:abstractNumId="17" w15:restartNumberingAfterBreak="0">
+  <w:abstractNum w:abstractNumId="18" w15:restartNumberingAfterBreak="0">
     <w:nsid w:val="609329E0"/>
     <w:multiLevelType w:val="hybridMultilevel"/>
     <w:tmpl w:val="76D64A94"/>
@@ -8197,7 +7721,7 @@
       </w:rPr>
     </w:lvl>
   </w:abstractNum>
-  <w:abstractNum w:abstractNumId="18" w15:restartNumberingAfterBreak="0">
+  <w:abstractNum w:abstractNumId="19" w15:restartNumberingAfterBreak="0">
     <w:nsid w:val="63481F2B"/>
     <w:multiLevelType w:val="hybridMultilevel"/>
     <w:tmpl w:val="B2666D80"/>
@@ -8310,7 +7834,7 @@
       </w:rPr>
     </w:lvl>
   </w:abstractNum>
-  <w:abstractNum w:abstractNumId="19" w15:restartNumberingAfterBreak="0">
+  <w:abstractNum w:abstractNumId="20" w15:restartNumberingAfterBreak="0">
     <w:nsid w:val="685A140F"/>
     <w:multiLevelType w:val="hybridMultilevel"/>
     <w:tmpl w:val="8B62C9FC"/>
@@ -8423,7 +7947,7 @@
       </w:rPr>
     </w:lvl>
   </w:abstractNum>
-  <w:abstractNum w:abstractNumId="20" w15:restartNumberingAfterBreak="0">
+  <w:abstractNum w:abstractNumId="21" w15:restartNumberingAfterBreak="0">
     <w:nsid w:val="68B415CC"/>
     <w:multiLevelType w:val="hybridMultilevel"/>
     <w:tmpl w:val="BC60398E"/>
@@ -8536,7 +8060,7 @@
       </w:rPr>
     </w:lvl>
   </w:abstractNum>
-  <w:abstractNum w:abstractNumId="21" w15:restartNumberingAfterBreak="0">
+  <w:abstractNum w:abstractNumId="22" w15:restartNumberingAfterBreak="0">
     <w:nsid w:val="69BA630C"/>
     <w:multiLevelType w:val="hybridMultilevel"/>
     <w:tmpl w:val="F95AB568"/>
@@ -8649,7 +8173,7 @@
       </w:rPr>
     </w:lvl>
   </w:abstractNum>
-  <w:abstractNum w:abstractNumId="22" w15:restartNumberingAfterBreak="0">
+  <w:abstractNum w:abstractNumId="23" w15:restartNumberingAfterBreak="0">
     <w:nsid w:val="6A1B55A7"/>
     <w:multiLevelType w:val="multilevel"/>
     <w:tmpl w:val="1AF4702E"/>
@@ -8798,7 +8322,7 @@
       </w:rPr>
     </w:lvl>
   </w:abstractNum>
-  <w:abstractNum w:abstractNumId="23" w15:restartNumberingAfterBreak="0">
+  <w:abstractNum w:abstractNumId="24" w15:restartNumberingAfterBreak="0">
     <w:nsid w:val="72056CA4"/>
     <w:multiLevelType w:val="hybridMultilevel"/>
     <w:tmpl w:val="DEB8EC44"/>
@@ -8911,7 +8435,7 @@
       </w:rPr>
     </w:lvl>
   </w:abstractNum>
-  <w:abstractNum w:abstractNumId="24" w15:restartNumberingAfterBreak="0">
+  <w:abstractNum w:abstractNumId="25" w15:restartNumberingAfterBreak="0">
     <w:nsid w:val="73153176"/>
     <w:multiLevelType w:val="hybridMultilevel"/>
     <w:tmpl w:val="7EA2B038"/>
@@ -9024,7 +8548,7 @@
       </w:rPr>
     </w:lvl>
   </w:abstractNum>
-  <w:abstractNum w:abstractNumId="25" w15:restartNumberingAfterBreak="0">
+  <w:abstractNum w:abstractNumId="26" w15:restartNumberingAfterBreak="0">
     <w:nsid w:val="77FD7086"/>
     <w:multiLevelType w:val="hybridMultilevel"/>
     <w:tmpl w:val="14B0E368"/>
@@ -9137,7 +8661,7 @@
       </w:rPr>
     </w:lvl>
   </w:abstractNum>
-  <w:abstractNum w:abstractNumId="26" w15:restartNumberingAfterBreak="0">
+  <w:abstractNum w:abstractNumId="27" w15:restartNumberingAfterBreak="0">
     <w:nsid w:val="79922E48"/>
     <w:multiLevelType w:val="hybridMultilevel"/>
     <w:tmpl w:val="5C0CD22E"/>
@@ -9250,7 +8774,7 @@
       </w:rPr>
     </w:lvl>
   </w:abstractNum>
-  <w:abstractNum w:abstractNumId="27" w15:restartNumberingAfterBreak="0">
+  <w:abstractNum w:abstractNumId="28" w15:restartNumberingAfterBreak="0">
     <w:nsid w:val="7D2F4C23"/>
     <w:multiLevelType w:val="hybridMultilevel"/>
     <w:tmpl w:val="2B4C8DB2"/>
@@ -9388,64 +8912,67 @@
     <w:abstractNumId w:val="7"/>
   </w:num>
   <w:num w:numId="9" w16cid:durableId="1524049561">
-    <w:abstractNumId w:val="21"/>
+    <w:abstractNumId w:val="22"/>
   </w:num>
   <w:num w:numId="10" w16cid:durableId="1535733514">
-    <w:abstractNumId w:val="10"/>
+    <w:abstractNumId w:val="11"/>
   </w:num>
   <w:num w:numId="11" w16cid:durableId="942955600">
+    <w:abstractNumId w:val="14"/>
+  </w:num>
+  <w:num w:numId="12" w16cid:durableId="290208182">
+    <w:abstractNumId w:val="15"/>
+  </w:num>
+  <w:num w:numId="13" w16cid:durableId="956377537">
+    <w:abstractNumId w:val="28"/>
+  </w:num>
+  <w:num w:numId="14" w16cid:durableId="1503857850">
+    <w:abstractNumId w:val="24"/>
+  </w:num>
+  <w:num w:numId="15" w16cid:durableId="965964990">
+    <w:abstractNumId w:val="18"/>
+  </w:num>
+  <w:num w:numId="16" w16cid:durableId="1602911604">
+    <w:abstractNumId w:val="12"/>
+  </w:num>
+  <w:num w:numId="17" w16cid:durableId="1084760419">
+    <w:abstractNumId w:val="27"/>
+  </w:num>
+  <w:num w:numId="18" w16cid:durableId="1410039071">
+    <w:abstractNumId w:val="20"/>
+  </w:num>
+  <w:num w:numId="19" w16cid:durableId="283584199">
+    <w:abstractNumId w:val="19"/>
+  </w:num>
+  <w:num w:numId="20" w16cid:durableId="1946693989">
     <w:abstractNumId w:val="13"/>
   </w:num>
-  <w:num w:numId="12" w16cid:durableId="290208182">
-    <w:abstractNumId w:val="14"/>
-  </w:num>
-  <w:num w:numId="13" w16cid:durableId="956377537">
-    <w:abstractNumId w:val="27"/>
-  </w:num>
-  <w:num w:numId="14" w16cid:durableId="1503857850">
+  <w:num w:numId="21" w16cid:durableId="880285716">
     <w:abstractNumId w:val="23"/>
   </w:num>
-  <w:num w:numId="15" w16cid:durableId="965964990">
+  <w:num w:numId="22" w16cid:durableId="1113331348">
     <w:abstractNumId w:val="17"/>
   </w:num>
-  <w:num w:numId="16" w16cid:durableId="1602911604">
-    <w:abstractNumId w:val="11"/>
-  </w:num>
-  <w:num w:numId="17" w16cid:durableId="1084760419">
-    <w:abstractNumId w:val="26"/>
-  </w:num>
-  <w:num w:numId="18" w16cid:durableId="1410039071">
-    <w:abstractNumId w:val="19"/>
-  </w:num>
-  <w:num w:numId="19" w16cid:durableId="283584199">
-    <w:abstractNumId w:val="18"/>
-  </w:num>
-  <w:num w:numId="20" w16cid:durableId="1946693989">
-    <w:abstractNumId w:val="12"/>
-  </w:num>
-  <w:num w:numId="21" w16cid:durableId="880285716">
-    <w:abstractNumId w:val="22"/>
-  </w:num>
-  <w:num w:numId="22" w16cid:durableId="1113331348">
+  <w:num w:numId="23" w16cid:durableId="103381061">
     <w:abstractNumId w:val="16"/>
-  </w:num>
-  <w:num w:numId="23" w16cid:durableId="103381061">
-    <w:abstractNumId w:val="15"/>
   </w:num>
   <w:num w:numId="24" w16cid:durableId="679549146">
     <w:abstractNumId w:val="6"/>
   </w:num>
   <w:num w:numId="25" w16cid:durableId="475218226">
-    <w:abstractNumId w:val="20"/>
+    <w:abstractNumId w:val="21"/>
   </w:num>
   <w:num w:numId="26" w16cid:durableId="377779621">
-    <w:abstractNumId w:val="9"/>
+    <w:abstractNumId w:val="10"/>
   </w:num>
   <w:num w:numId="27" w16cid:durableId="1968077134">
+    <w:abstractNumId w:val="26"/>
+  </w:num>
+  <w:num w:numId="28" w16cid:durableId="1884098119">
     <w:abstractNumId w:val="25"/>
   </w:num>
-  <w:num w:numId="28" w16cid:durableId="1884098119">
-    <w:abstractNumId w:val="24"/>
+  <w:num w:numId="29" w16cid:durableId="174656469">
+    <w:abstractNumId w:val="9"/>
   </w:num>
   <w:numIdMacAtCleanup w:val="28"/>
 </w:numbering>

--- a/public/Resume.docx
+++ b/public/Resume.docx
@@ -49,25 +49,114 @@
         <w:jc w:val="center"/>
         <w:rPr>
           <w:rFonts w:asciiTheme="majorBidi" w:hAnsiTheme="majorBidi" w:cstheme="majorBidi"/>
+        </w:rPr>
+      </w:pPr>
+      <w:r>
+        <w:rPr>
+          <w:rFonts w:asciiTheme="majorBidi" w:hAnsiTheme="majorBidi" w:cstheme="majorBidi"/>
           <w:sz w:val="18"/>
         </w:rPr>
-      </w:pPr>
+        <w:t xml:space="preserve">Hamilton, Ontario, Canada | +1 (289) 556-3002 | </w:t>
+      </w:r>
+      <w:hyperlink r:id="rId6" w:history="1">
+        <w:r>
+          <w:rPr>
+            <w:rStyle w:val="Hyperlink"/>
+            <w:rFonts w:asciiTheme="majorBidi" w:hAnsiTheme="majorBidi" w:cstheme="majorBidi"/>
+            <w:sz w:val="18"/>
+          </w:rPr>
+          <w:t>elsaym18@mcmaster.ca</w:t>
+        </w:r>
+      </w:hyperlink>
       <w:r>
         <w:rPr>
           <w:rFonts w:asciiTheme="majorBidi" w:hAnsiTheme="majorBidi" w:cstheme="majorBidi"/>
           <w:sz w:val="18"/>
         </w:rPr>
-        <w:t>Hamilton, Ontario, Canada | +1 (289) 556-3002 | elsaym18@mcmaster.ca | mahmoud.mohmmed.mustafa@gmail.com | Google Scholar: ZH390LgAAAAJ | LinkedIn: linkedin.com/in/elsayedmahmoud | Website: mahmoud-elsayed-amber.vercel.app</w:t>
-      </w:r>
-    </w:p>
-    <w:p>
-      <w:pPr>
-        <w:spacing w:after="0"/>
-        <w:jc w:val="center"/>
-        <w:rPr>
-          <w:rFonts w:asciiTheme="majorBidi" w:hAnsiTheme="majorBidi" w:cstheme="majorBidi"/>
-        </w:rPr>
-      </w:pPr>
+        <w:t xml:space="preserve"> </w:t>
+      </w:r>
+      <w:r>
+        <w:rPr>
+          <w:rFonts w:asciiTheme="majorBidi" w:hAnsiTheme="majorBidi" w:cstheme="majorBidi"/>
+          <w:sz w:val="18"/>
+        </w:rPr>
+        <w:t xml:space="preserve">| </w:t>
+      </w:r>
+      <w:hyperlink r:id="rId7" w:history="1">
+        <w:r>
+          <w:rPr>
+            <w:rStyle w:val="Hyperlink"/>
+            <w:rFonts w:asciiTheme="majorBidi" w:hAnsiTheme="majorBidi" w:cstheme="majorBidi"/>
+            <w:sz w:val="18"/>
+          </w:rPr>
+          <w:t>mahmoud.mohmmed.mustafa@gmail.com</w:t>
+        </w:r>
+      </w:hyperlink>
+      <w:r>
+        <w:rPr>
+          <w:rFonts w:asciiTheme="majorBidi" w:hAnsiTheme="majorBidi" w:cstheme="majorBidi"/>
+          <w:sz w:val="18"/>
+        </w:rPr>
+        <w:t xml:space="preserve"> </w:t>
+      </w:r>
+      <w:r>
+        <w:rPr>
+          <w:rFonts w:asciiTheme="majorBidi" w:hAnsiTheme="majorBidi" w:cstheme="majorBidi"/>
+          <w:sz w:val="18"/>
+        </w:rPr>
+        <w:t xml:space="preserve">| Google Scholar: </w:t>
+      </w:r>
+      <w:hyperlink r:id="rId8" w:history="1">
+        <w:r>
+          <w:rPr>
+            <w:rStyle w:val="Hyperlink"/>
+            <w:rFonts w:asciiTheme="majorBidi" w:hAnsiTheme="majorBidi" w:cstheme="majorBidi"/>
+            <w:sz w:val="18"/>
+          </w:rPr>
+          <w:t>ZH390LgAAAAJ</w:t>
+        </w:r>
+      </w:hyperlink>
+      <w:r>
+        <w:rPr>
+          <w:rFonts w:asciiTheme="majorBidi" w:hAnsiTheme="majorBidi" w:cstheme="majorBidi"/>
+          <w:sz w:val="18"/>
+        </w:rPr>
+        <w:t xml:space="preserve"> | LinkedIn: </w:t>
+      </w:r>
+      <w:hyperlink r:id="rId9" w:history="1">
+        <w:r>
+          <w:rPr>
+            <w:rStyle w:val="Hyperlink"/>
+            <w:rFonts w:asciiTheme="majorBidi" w:hAnsiTheme="majorBidi" w:cstheme="majorBidi"/>
+            <w:sz w:val="18"/>
+          </w:rPr>
+          <w:t>linkedin.com/in/elsayedmahmoud</w:t>
+        </w:r>
+      </w:hyperlink>
+      <w:r>
+        <w:rPr>
+          <w:rFonts w:asciiTheme="majorBidi" w:hAnsiTheme="majorBidi" w:cstheme="majorBidi"/>
+          <w:sz w:val="18"/>
+        </w:rPr>
+        <w:t xml:space="preserve"> | Website: </w:t>
+      </w:r>
+      <w:hyperlink r:id="rId10" w:history="1">
+        <w:r>
+          <w:rPr>
+            <w:rStyle w:val="Hyperlink"/>
+            <w:rFonts w:asciiTheme="majorBidi" w:hAnsiTheme="majorBidi" w:cstheme="majorBidi"/>
+            <w:sz w:val="18"/>
+          </w:rPr>
+          <w:t>https://mahmoud-elsayed-amber.vercel.app/</w:t>
+        </w:r>
+      </w:hyperlink>
+      <w:r>
+        <w:rPr>
+          <w:rFonts w:asciiTheme="majorBidi" w:hAnsiTheme="majorBidi" w:cstheme="majorBidi"/>
+          <w:sz w:val="18"/>
+        </w:rPr>
+        <w:t xml:space="preserve"> </w:t>
+      </w:r>
     </w:p>
     <w:p>
       <w:pPr>
@@ -3406,7 +3495,7 @@
         </w:rPr>
         <w:t xml:space="preserve">Course link: </w:t>
       </w:r>
-      <w:hyperlink r:id="rId6" w:tgtFrame="_new" w:history="1">
+      <w:hyperlink r:id="rId11" w:tgtFrame="_new" w:history="1">
         <w:r>
           <w:rPr>
             <w:rStyle w:val="Hyperlink"/>
@@ -3487,31 +3576,7 @@
           <w:rFonts w:asciiTheme="majorBidi" w:hAnsiTheme="majorBidi" w:cstheme="majorBidi"/>
           <w:szCs w:val="20"/>
         </w:rPr>
-        <w:t xml:space="preserve">International Graduate </w:t>
-      </w:r>
-      <w:r>
-        <w:rPr>
-          <w:rStyle w:val="Strong"/>
-          <w:rFonts w:asciiTheme="majorBidi" w:hAnsiTheme="majorBidi" w:cstheme="majorBidi"/>
-          <w:szCs w:val="20"/>
-        </w:rPr>
-        <w:t>Funding Package, McMaster University — $27,500/year (202</w:t>
-      </w:r>
-      <w:r>
-        <w:rPr>
-          <w:rStyle w:val="Strong"/>
-          <w:rFonts w:asciiTheme="majorBidi" w:hAnsiTheme="majorBidi" w:cstheme="majorBidi"/>
-          <w:szCs w:val="20"/>
-        </w:rPr>
-        <w:t>2</w:t>
-      </w:r>
-      <w:r>
-        <w:rPr>
-          <w:rStyle w:val="Strong"/>
-          <w:rFonts w:asciiTheme="majorBidi" w:hAnsiTheme="majorBidi" w:cstheme="majorBidi"/>
-          <w:szCs w:val="20"/>
-        </w:rPr>
-        <w:t>–present)</w:t>
+        <w:t>International Graduate Funding Package, McMaster University — $27,500/year (2022–present)</w:t>
       </w:r>
     </w:p>
     <w:p>
